--- a/Science Books/Physics/Volume 1/drafts/Physics Vol 1  Motion Forces Time and Relativity.docx
+++ b/Science Books/Physics/Volume 1/drafts/Physics Vol 1  Motion Forces Time and Relativity.docx
@@ -8,7 +8,7 @@
         <w:jc w:val="center"/>
       </w:pPr>
       <w:r>
-        <w:t xml:space="preserve">Science for Everyone: Physics</w:t>
+        <w:t xml:space="preserve">Physics, Actually: Physics</w:t>
       </w:r>
     </w:p>
     <w:p>
@@ -26,7 +26,7 @@
         <w:jc w:val="center"/>
       </w:pPr>
       <w:r>
-        <w:t xml:space="preserve">A Science for Everyone Volume</w:t>
+        <w:t xml:space="preserve">A Physics, Actually Volume</w:t>
       </w:r>
     </w:p>
     <w:p>
@@ -412,7 +412,7 @@
         <w:jc w:val="center"/>
       </w:pPr>
       <w:r>
-        <w:t>Science for Everyone</w:t>
+        <w:t>Physics, Actually</w:t>
       </w:r>
     </w:p>
     <w:p>
@@ -849,7 +849,7 @@
         <w:jc w:val="center"/>
       </w:pPr>
       <w:r>
-        <w:t>Science for Everyone</w:t>
+        <w:t>Physics, Actually</w:t>
       </w:r>
     </w:p>
     <w:p>
@@ -3045,7 +3045,7 @@
         <w:rPr>
           <w:i/>
         </w:rPr>
-        <w:t xml:space="preserve">Science for Everyone</w:t>
+        <w:t xml:space="preserve">Physics, Actually</w:t>
       </w:r>
       <w:r>
         <w:t xml:space="preserve">.</w:t>
@@ -3081,7 +3081,7 @@
         <w:jc w:val="center"/>
       </w:pPr>
       <w:r>
-        <w:t>Science for Everyone</w:t>
+        <w:t>Physics, Actually</w:t>
       </w:r>
     </w:p>
     <w:p>
@@ -3674,7 +3674,7 @@
         <w:jc w:val="center"/>
       </w:pPr>
       <w:r>
-        <w:t>Science for Everyone</w:t>
+        <w:t>Physics, Actually</w:t>
       </w:r>
     </w:p>
     <w:p>
@@ -4027,7 +4027,7 @@
         <w:jc w:val="center"/>
       </w:pPr>
       <w:r>
-        <w:t>Science for Everyone</w:t>
+        <w:t>Physics, Actually</w:t>
       </w:r>
     </w:p>
     <w:p>
@@ -4305,7 +4305,7 @@
         <w:jc w:val="center"/>
       </w:pPr>
       <w:r>
-        <w:t>Science for Everyone</w:t>
+        <w:t>Physics, Actually</w:t>
       </w:r>
     </w:p>
     <w:p>
@@ -4626,7 +4626,7 @@
         <w:jc w:val="center"/>
       </w:pPr>
       <w:r>
-        <w:t>Science for Everyone</w:t>
+        <w:t>Physics, Actually</w:t>
       </w:r>
     </w:p>
     <w:p>
@@ -4937,7 +4937,7 @@
         <w:jc w:val="center"/>
       </w:pPr>
       <w:r>
-        <w:t>Science for Everyone</w:t>
+        <w:t>Physics, Actually</w:t>
       </w:r>
     </w:p>
     <w:p>
@@ -5054,7 +5054,7 @@
         <w:jc w:val="center"/>
       </w:pPr>
       <w:r>
-        <w:t>Science for Everyone</w:t>
+        <w:t>Physics, Actually</w:t>
       </w:r>
     </w:p>
     <w:p>
@@ -5185,7 +5185,7 @@
         <w:pStyle w:val="Title"/>
       </w:pPr>
       <w:r>
-        <w:t>Science for Everyone</w:t>
+        <w:t>Physics, Actually</w:t>
       </w:r>
     </w:p>
     <w:p>
@@ -5874,7 +5874,7 @@
         <w:jc w:val="center"/>
       </w:pPr>
       <w:r>
-        <w:t>Science for Everyone</w:t>
+        <w:t>Physics, Actually</w:t>
       </w:r>
     </w:p>
     <w:p>
@@ -6543,7 +6543,7 @@
         <w:jc w:val="center"/>
       </w:pPr>
       <w:r>
-        <w:t>Science for Everyone</w:t>
+        <w:t>Physics, Actually</w:t>
       </w:r>
     </w:p>
     <w:p>
@@ -7316,7 +7316,7 @@
         <w:jc w:val="center"/>
       </w:pPr>
       <w:r>
-        <w:t>Science for Everyone</w:t>
+        <w:t>Physics, Actually</w:t>
       </w:r>
     </w:p>
     <w:p>
@@ -8083,7 +8083,7 @@
         <w:jc w:val="center"/>
       </w:pPr>
       <w:r>
-        <w:t>Science for Everyone</w:t>
+        <w:t>Physics, Actually</w:t>
       </w:r>
     </w:p>
     <w:p>
@@ -8624,7 +8624,7 @@
         <w:pStyle w:val="Heading2"/>
       </w:pPr>
       <w:r>
-        <w:t xml:space="preserve">Why this belongs in science for everyone</w:t>
+        <w:t xml:space="preserve">Why this belongs in Physics, Actually</w:t>
       </w:r>
     </w:p>
     <w:p>
@@ -8753,7 +8753,7 @@
         <w:jc w:val="center"/>
       </w:pPr>
       <w:r>
-        <w:t>Science for Everyone</w:t>
+        <w:t>Physics, Actually</w:t>
       </w:r>
     </w:p>
     <w:p>
@@ -9006,7 +9006,7 @@
         <w:jc w:val="center"/>
       </w:pPr>
       <w:r>
-        <w:t>Science for Everyone</w:t>
+        <w:t>Physics, Actually</w:t>
       </w:r>
     </w:p>
     <w:p>
@@ -9718,7 +9718,7 @@
         <w:pStyle w:val="Title"/>
       </w:pPr>
       <w:r>
-        <w:t>Science for Everyone</w:t>
+        <w:t>Physics, Actually</w:t>
       </w:r>
     </w:p>
     <w:p>
